--- a/docs/VADA_SCREEN_QA.docx
+++ b/docs/VADA_SCREEN_QA.docx
@@ -21783,7 +21783,16 @@
               <w:spacing w:after="0"/>
             </w:pPr>
             <w:r>
-              <w:t xml:space="preserve">다음 요소를 각각 한 번씩 확인·수행한다: 하위 메뉴 그룹(작업 보드·기록) · 처리 단계 7개 업무 영역 · 카드 빠른 처리 팝오버 · 품목 현황 전환 · 기록(구매 요청·승인 묶음·증빙 묶음) · 예산 조정</w:t>
+              <w:t xml:space="preserve">다음 요소를 각각 한 번씩 확인·수행한다: 하위 메뉴 그룹(작업 보드·기록) · 처리 단계 7개 업무 영역(마지막은 </w:t>
+            </w:r>
+            <w:r>
+              <w:rPr>
+                <w:rFonts w:ascii="Consolas" w:hAnsi="Consolas" w:cs="Consolas"/>
+              </w:rPr>
+              <w:t xml:space="preserve">완료</w:t>
+            </w:r>
+            <w:r>
+              <w:t xml:space="preserve">) · 카드 빠른 처리 팝오버 · 품목 현황 전환 · 기록(구매 요청·승인 묶음·증빙 묶음) · 예산 조정</w:t>
             </w:r>
           </w:p>
         </w:tc>

--- a/docs/VADA_SCREEN_QA.docx
+++ b/docs/VADA_SCREEN_QA.docx
@@ -23862,7 +23862,16 @@
               <w:spacing w:after="0"/>
             </w:pPr>
             <w:r>
-              <w:t xml:space="preserve">다음 요소를 각각 한 번씩 확인·수행한다: 상태 요약 카드 · 요청 목록 · 보완하기 · 새 구매 요청</w:t>
+              <w:t xml:space="preserve">다음 요소를 각각 한 번씩 확인·수행한다: 상태 요약 카드 · 요청 목록(</w:t>
+            </w:r>
+            <w:r>
+              <w:rPr>
+                <w:b/>
+              </w:rPr>
+              <w:t xml:space="preserve">제목 아래 구매 목적 한 줄</w:t>
+            </w:r>
+            <w:r>
+              <w:t xml:space="preserve">) · 보완하기 · 새 구매 요청</w:t>
             </w:r>
           </w:p>
         </w:tc>
@@ -25689,7 +25698,16 @@
               <w:spacing w:after="0"/>
             </w:pPr>
             <w:r>
-              <w:t xml:space="preserve">다음 요소를 각각 한 번씩 확인·수행한다: 진행 단계 · 품목별 상태 · 처리 이력</w:t>
+              <w:t xml:space="preserve">다음 요소를 각각 한 번씩 확인·수행한다: 진행 단계 · </w:t>
+            </w:r>
+            <w:r>
+              <w:rPr>
+                <w:b/>
+              </w:rPr>
+              <w:t xml:space="preserve">요약 카드(구매 목적 포함)</w:t>
+            </w:r>
+            <w:r>
+              <w:t xml:space="preserve"> · 품목별 상태 · 처리 이력 · 주문 취소 요청 · 요청 취소(품목 단위)</w:t>
             </w:r>
           </w:p>
         </w:tc>

--- a/docs/VADA_SCREEN_QA.docx
+++ b/docs/VADA_SCREEN_QA.docx
@@ -25780,7 +25780,13 @@
               <w:spacing w:after="0"/>
             </w:pPr>
             <w:r>
-              <w:t xml:space="preserve">사용자 역할, 데이터 유무, 처리 전후 상태를 바꾸어 제한 조건을 확인한다.</w:t>
+              <w:t xml:space="preserve">사용자 역할, 데이터 유무, 처리 전후 상태를 바꾸어 제한 조건을 확인한다. </w:t>
+            </w:r>
+            <w:r>
+              <w:rPr>
+                <w:b/>
+              </w:rPr>
+              <w:t xml:space="preserve">반려·요청 취소 요청도 함께 연다.</w:t>
             </w:r>
           </w:p>
         </w:tc>
@@ -25800,6 +25806,15 @@
             </w:r>
             <w:r>
               <w:t xml:space="preserve">보완 요청 상태가 아니면 재제출 행동을 노출하지 않는다</w:t>
+            </w:r>
+            <w:r>
+              <w:br/>
+            </w:r>
+            <w:r>
+              <w:rPr>
+                <w:b/>
+              </w:rPr>
+              <w:t xml:space="preserve">반려·요청 취소된 요청은 진행 단계 막대를 표시하지 않고 종결 안내로 대체한다</w:t>
             </w:r>
           </w:p>
         </w:tc>

--- a/docs/VADA_SCREEN_QA.docx
+++ b/docs/VADA_SCREEN_QA.docx
@@ -21377,7 +21377,7 @@
               <w:spacing w:after="0"/>
             </w:pPr>
             <w:r>
-              <w:t xml:space="preserve">다음 요소를 각각 한 번씩 확인·수행한다: 예산 요약 · [작업 보드] 품목 현황·처리 단계 · [기록] 구매 요청·승인 묶음·증빙 묶음 · 내 구매 요청 · 새 구매 요청</w:t>
+              <w:t xml:space="preserve">다음 요소를 각각 한 번씩 확인·수행한다: 예산 요약 · [작업 보드] 품목 현황·처리 단계 · [기록] 구매 요청·승인 묶음(증빙 묶음은 증빙 스위치가 켜졌을 때만) · 내 구매 요청 · 새 구매 요청</w:t>
             </w:r>
           </w:p>
         </w:tc>
@@ -21444,20 +21444,38 @@
               <w:spacing w:after="0"/>
             </w:pPr>
             <w:r>
-              <w:t xml:space="preserve">기록 그룹의 세 탭을 전환한다: 구매 요청(▪ 요청 단위) · 승인 묶음(📦 파생) · 증빙 묶음(📦 저장).</w:t>
-            </w:r>
-          </w:p>
-        </w:tc>
-        <w:tc>
-          <w:tcPr>
-            <w:tcW w:w="5988" w:type="dxa"/>
-          </w:tcPr>
-          <w:p>
-            <w:pPr>
-              <w:spacing w:after="0"/>
-            </w:pPr>
-            <w:r>
-              <w:t xml:space="preserve">탭마다 건수 배지가 맞고, 승인 묶음은 요청별 📦 컨테이너 안에 개별 품목(▪)이 들어가며 요청 취소·미동의 품목은 빠진다. 증빙 묶음은 완료 저장된 레코드(구매처·영수증·실제 지출·담긴 실행분)를 보여 준다. 완료된 묶음이 없으면 빈 상태를 표시한다.</w:t>
+              <w:t xml:space="preserve">기록 그룹의 탭을 전환한다: 구매 요청(▪ 요청 단위) · 승인 묶음(📦 파생).</w:t>
+            </w:r>
+          </w:p>
+        </w:tc>
+        <w:tc>
+          <w:tcPr>
+            <w:tcW w:w="5988" w:type="dxa"/>
+          </w:tcPr>
+          <w:p>
+            <w:pPr>
+              <w:spacing w:after="0"/>
+            </w:pPr>
+            <w:r>
+              <w:t xml:space="preserve">탭마다 건수 배지가 맞고, 승인 묶음은 요청별 📦 컨테이너 안에 개별 품목(▪)이 들어가며 요청 취소·미동의 품목은 빠진다. </w:t>
+            </w:r>
+            <w:r>
+              <w:rPr>
+                <w:b/>
+              </w:rPr>
+              <w:t xml:space="preserve">증빙 묶음 탭은 제품화 제외라 노출되지 않는다</w:t>
+            </w:r>
+            <w:r>
+              <w:t xml:space="preserve">(</w:t>
+            </w:r>
+            <w:r>
+              <w:rPr>
+                <w:rFonts w:ascii="Consolas" w:hAnsi="Consolas" w:cs="Consolas"/>
+              </w:rPr>
+              <w:t xml:space="preserve">EVIDENCE_STAGE_ENABLED</w:t>
+            </w:r>
+            <w:r>
+              <w:t xml:space="preserve">가 켜지면 다시 나타나고, 완료 저장된 레코드를 구매처·영수증·실제 지출·담긴 실행분과 함께 보여 준다).</w:t>
             </w:r>
           </w:p>
         </w:tc>
@@ -21792,7 +21810,7 @@
               <w:t xml:space="preserve">완료</w:t>
             </w:r>
             <w:r>
-              <w:t xml:space="preserve">) · 카드 빠른 처리 팝오버 · 품목 현황 전환 · 기록(구매 요청·승인 묶음·증빙 묶음) · 예산 조정</w:t>
+              <w:t xml:space="preserve">) · 카드 빠른 처리 팝오버 · 품목 현황 전환 · 기록(구매 요청·승인 묶음) · 예산 조정</w:t>
             </w:r>
           </w:p>
         </w:tc>
@@ -21811,13 +21829,58 @@
               <w:br/>
             </w:r>
             <w:r>
-              <w:t xml:space="preserve">처리 단계: 요청 검토·구매 준비·물품 배송·수령·대여 이행·용역 이행·환불·증빙을 영역 탭으로 전환하며 영역별 카운트 배지를 표시한다</w:t>
+              <w:t xml:space="preserve">처리 단계: 요청 검토·구매 준비·물품 배송·수령·대여 이행·용역 이행·환불·완료를 영역 탭으로 전환하며 영역별 카운트 배지를 표시한다. </w:t>
+            </w:r>
+            <w:r>
+              <w:rPr>
+                <w:rFonts w:ascii="Consolas" w:hAnsi="Consolas" w:cs="Consolas"/>
+              </w:rPr>
+              <w:t xml:space="preserve">완료</w:t>
+            </w:r>
+            <w:r>
+              <w:t xml:space="preserve"> 영역은 </w:t>
+            </w:r>
+            <w:r>
+              <w:rPr>
+                <w:rFonts w:ascii="Consolas" w:hAnsi="Consolas" w:cs="Consolas"/>
+              </w:rPr>
+              <w:t xml:space="preserve">금액 확인</w:t>
+            </w:r>
+            <w:r>
+              <w:t xml:space="preserve"> → </w:t>
+            </w:r>
+            <w:r>
+              <w:rPr>
+                <w:rFonts w:ascii="Consolas" w:hAnsi="Consolas" w:cs="Consolas"/>
+              </w:rPr>
+              <w:t xml:space="preserve">정산 완료</w:t>
+            </w:r>
+            <w:r>
+              <w:t xml:space="preserve"> 2열이다</w:t>
             </w:r>
             <w:r>
               <w:br/>
             </w:r>
             <w:r>
-              <w:t xml:space="preserve">카드 팝오버: 그 단계의 유효한 다음 액션만 노출한다</w:t>
+              <w:t xml:space="preserve">카드 팝오버: 그 단계의 유효한 다음 액션만 노출한다. </w:t>
+            </w:r>
+            <w:r>
+              <w:rPr>
+                <w:rFonts w:ascii="Consolas" w:hAnsi="Consolas" w:cs="Consolas"/>
+              </w:rPr>
+              <w:t xml:space="preserve">금액 확인</w:t>
+            </w:r>
+            <w:r>
+              <w:t xml:space="preserve"> 카드는 팝오버 안에서 </w:t>
+            </w:r>
+            <w:r>
+              <w:rPr>
+                <w:rFonts w:ascii="Consolas" w:hAnsi="Consolas" w:cs="Consolas"/>
+              </w:rPr>
+              <w:t xml:space="preserve">승인액과 동일</w:t>
+            </w:r>
+            <w:r>
+              <w:t xml:space="preserve"> 또는 실제 결제액 직접 입력으로 실지출 금액을 확정한다</w:t>
             </w:r>
           </w:p>
         </w:tc>
@@ -21896,7 +21959,82 @@
               <w:br/>
             </w:r>
             <w:r>
-              <w:t xml:space="preserve">기록 그룹(구매 요청·승인 묶음·증빙 묶음)은 재정부 전용이다</w:t>
+              <w:t xml:space="preserve">기록 그룹(구매 요청·승인 묶음)은 재정부 전용이다</w:t>
+            </w:r>
+            <w:r>
+              <w:br/>
+            </w:r>
+            <w:r>
+              <w:t xml:space="preserve">실지출 금액을 확정하면 카드가 </w:t>
+            </w:r>
+            <w:r>
+              <w:rPr>
+                <w:rFonts w:ascii="Consolas" w:hAnsi="Consolas" w:cs="Consolas"/>
+              </w:rPr>
+              <w:t xml:space="preserve">금액 확인</w:t>
+            </w:r>
+            <w:r>
+              <w:t xml:space="preserve">에서 </w:t>
+            </w:r>
+            <w:r>
+              <w:rPr>
+                <w:rFonts w:ascii="Consolas" w:hAnsi="Consolas" w:cs="Consolas"/>
+              </w:rPr>
+              <w:t xml:space="preserve">정산 완료</w:t>
+            </w:r>
+            <w:r>
+              <w:t xml:space="preserve">로 옮겨 가고, 같은 금액만큼 예산 요약의 </w:t>
+            </w:r>
+            <w:r>
+              <w:rPr>
+                <w:rFonts w:ascii="Consolas" w:hAnsi="Consolas" w:cs="Consolas"/>
+              </w:rPr>
+              <w:t xml:space="preserve">승인·집행 예정액</w:t>
+            </w:r>
+            <w:r>
+              <w:t xml:space="preserve">이 줄고 </w:t>
+            </w:r>
+            <w:r>
+              <w:rPr>
+                <w:rFonts w:ascii="Consolas" w:hAnsi="Consolas" w:cs="Consolas"/>
+              </w:rPr>
+              <w:t xml:space="preserve">실제 지출액</w:t>
+            </w:r>
+            <w:r>
+              <w:t xml:space="preserve">이 는다(두 값이 어긋나면 안 된다)</w:t>
+            </w:r>
+            <w:r>
+              <w:br/>
+            </w:r>
+            <w:r>
+              <w:t xml:space="preserve">금액을 확정하기 전에는 요청자에게 </w:t>
+            </w:r>
+            <w:r>
+              <w:rPr>
+                <w:rFonts w:ascii="Consolas" w:hAnsi="Consolas" w:cs="Consolas"/>
+              </w:rPr>
+              <w:t xml:space="preserve">수령 완료</w:t>
+            </w:r>
+            <w:r>
+              <w:t xml:space="preserve">·</w:t>
+            </w:r>
+            <w:r>
+              <w:rPr>
+                <w:rFonts w:ascii="Consolas" w:hAnsi="Consolas" w:cs="Consolas"/>
+              </w:rPr>
+              <w:t xml:space="preserve">이행 완료</w:t>
+            </w:r>
+            <w:r>
+              <w:t xml:space="preserve">로 보이고, 확정 후에 </w:t>
+            </w:r>
+            <w:r>
+              <w:rPr>
+                <w:rFonts w:ascii="Consolas" w:hAnsi="Consolas" w:cs="Consolas"/>
+              </w:rPr>
+              <w:t xml:space="preserve">처리 완료</w:t>
+            </w:r>
+            <w:r>
+              <w:t xml:space="preserve">가 된다</w:t>
             </w:r>
           </w:p>
         </w:tc>
@@ -22525,7 +22663,7 @@
               <w:br/>
             </w:r>
             <w:r>
-              <w:t xml:space="preserve">기록: 구매 요청·승인 묶음·증빙 묶음 각각에 빈 상태 안내를 표시한다</w:t>
+              <w:t xml:space="preserve">기록: 구매 요청·승인 묶음 각각에 빈 상태 안내를 표시한다</w:t>
             </w:r>
           </w:p>
         </w:tc>
@@ -23964,6 +24102,45 @@
             </w:r>
             <w:r>
               <w:t xml:space="preserve">다른 요청자의 구매 요청과 보완 내용을 노출하지 않는다</w:t>
+            </w:r>
+            <w:r>
+              <w:br/>
+            </w:r>
+            <w:r>
+              <w:t xml:space="preserve">상태는 요청 상태가 아니라 실행분 진행에서 계산한다. 이미 수령한 요청이 </w:t>
+            </w:r>
+            <w:r>
+              <w:rPr>
+                <w:rFonts w:ascii="Consolas" w:hAnsi="Consolas" w:cs="Consolas"/>
+              </w:rPr>
+              <w:t xml:space="preserve">승인 완료</w:t>
+            </w:r>
+            <w:r>
+              <w:t xml:space="preserve">에 남지 않고 </w:t>
+            </w:r>
+            <w:r>
+              <w:rPr>
+                <w:rFonts w:ascii="Consolas" w:hAnsi="Consolas" w:cs="Consolas"/>
+              </w:rPr>
+              <w:t xml:space="preserve">구매 진행</w:t>
+            </w:r>
+            <w:r>
+              <w:t xml:space="preserve">으로 보이며, 실지출 금액이 확정되면 </w:t>
+            </w:r>
+            <w:r>
+              <w:rPr>
+                <w:rFonts w:ascii="Consolas" w:hAnsi="Consolas" w:cs="Consolas"/>
+              </w:rPr>
+              <w:t xml:space="preserve">처리 완료</w:t>
+            </w:r>
+            <w:r>
+              <w:t xml:space="preserve">가 된다</w:t>
+            </w:r>
+            <w:r>
+              <w:br/>
+            </w:r>
+            <w:r>
+              <w:t xml:space="preserve">재정부 내부 단계(금액 확인)를 요청자에게 노출하지 않는다</w:t>
             </w:r>
           </w:p>
         </w:tc>
@@ -27442,6 +27619,112 @@
               <w:spacing w:after="0"/>
             </w:pPr>
             <w:r>
+              <w:t xml:space="preserve">FIN-PROC-01-02B</w:t>
+            </w:r>
+          </w:p>
+        </w:tc>
+        <w:tc>
+          <w:tcPr>
+            <w:tcW w:w="1853" w:type="dxa"/>
+          </w:tcPr>
+          <w:p>
+            <w:pPr>
+              <w:spacing w:after="0"/>
+            </w:pPr>
+            <w:r>
+              <w:t xml:space="preserve">실지출 금액 확정</w:t>
+            </w:r>
+          </w:p>
+        </w:tc>
+        <w:tc>
+          <w:tcPr>
+            <w:tcW w:w="3421" w:type="dxa"/>
+          </w:tcPr>
+          <w:p>
+            <w:pPr>
+              <w:spacing w:after="0"/>
+            </w:pPr>
+            <w:r>
+              <w:rPr>
+                <w:rFonts w:ascii="Consolas" w:hAnsi="Consolas" w:cs="Consolas"/>
+              </w:rPr>
+              <w:t xml:space="preserve">금액 확인</w:t>
+            </w:r>
+            <w:r>
+              <w:t xml:space="preserve"> 단계 실행분에서 ‘승인액과 동일’ 또는 실제 결제액 직접 입력으로 확정한다.</w:t>
+            </w:r>
+          </w:p>
+        </w:tc>
+        <w:tc>
+          <w:tcPr>
+            <w:tcW w:w="5988" w:type="dxa"/>
+          </w:tcPr>
+          <w:p>
+            <w:pPr>
+              <w:spacing w:after="0"/>
+            </w:pPr>
+            <w:r>
+              <w:t xml:space="preserve">마지막 열이 </w:t>
+            </w:r>
+            <w:r>
+              <w:rPr>
+                <w:rFonts w:ascii="Consolas" w:hAnsi="Consolas" w:cs="Consolas"/>
+              </w:rPr>
+              <w:t xml:space="preserve">실지출</w:t>
+            </w:r>
+            <w:r>
+              <w:t xml:space="preserve">이며 확정 전에는 </w:t>
+            </w:r>
+            <w:r>
+              <w:rPr>
+                <w:rFonts w:ascii="Consolas" w:hAnsi="Consolas" w:cs="Consolas"/>
+              </w:rPr>
+              <w:t xml:space="preserve">미확정</w:t>
+            </w:r>
+            <w:r>
+              <w:t xml:space="preserve">, 확정 후에는 금액이 찍힌다. 확정하면 정산 완료로 종결되고 예산의 실제 지출액에 반영된다. 처리 단계 칸반 팝오버와 같은 결과여야 한다.</w:t>
+            </w:r>
+            <w:r>
+              <w:br/>
+            </w:r>
+            <w:r>
+              <w:t xml:space="preserve">증빙 스위치가 꺼져 있으면 화면 어디에도 </w:t>
+            </w:r>
+            <w:r>
+              <w:rPr>
+                <w:rFonts w:ascii="Consolas" w:hAnsi="Consolas" w:cs="Consolas"/>
+              </w:rPr>
+              <w:t xml:space="preserve">증빙</w:t>
+            </w:r>
+            <w:r>
+              <w:t xml:space="preserve">이 보이지 않는다(열·배지·안내문·주 액션 버튼)</w:t>
+            </w:r>
+          </w:p>
+        </w:tc>
+        <w:tc>
+          <w:tcPr>
+            <w:tcW w:w="1426" w:type="dxa"/>
+          </w:tcPr>
+          <w:p>
+            <w:pPr>
+              <w:spacing w:after="0"/>
+            </w:pPr>
+            <w:r>
+              <w:t xml:space="preserve">높음</w:t>
+            </w:r>
+          </w:p>
+        </w:tc>
+      </w:tr>
+      <w:tr>
+        <w:tc>
+          <w:tcPr>
+            <w:tcW w:w="1568" w:type="dxa"/>
+          </w:tcPr>
+          <w:p>
+            <w:pPr>
+              <w:spacing w:after="0"/>
+            </w:pPr>
+            <w:r>
               <w:t xml:space="preserve">FIN-PROC-01-02</w:t>
             </w:r>
           </w:p>
